--- a/modelos_prod/PropostaUsucapiao.docx
+++ b/modelos_prod/PropostaUsucapiao.docx
@@ -82,7 +82,7 @@
           <w:sz w:val="24"/>
           <w:szCs w:val="24"/>
         </w:rPr>
-        <w:t>numero_proposta</w:t>
+        <w:t>${numero_proposta}</w:t>
       </w:r>
       <w:proofErr w:type="spellEnd"/>
       <w:r>
@@ -125,7 +125,7 @@
           <w:sz w:val="24"/>
           <w:szCs w:val="24"/>
         </w:rPr>
-        <w:t>DExrenso</w:t>
+        <w:t>${data_extenso}</w:t>
       </w:r>
       <w:proofErr w:type="spellEnd"/>
       <w:r>
@@ -214,7 +214,7 @@
           <w:sz w:val="24"/>
           <w:szCs w:val="24"/>
         </w:rPr>
-        <w:t>nome_cliente_salvo</w:t>
+        <w:t>${nome_cliente}</w:t>
       </w:r>
       <w:proofErr w:type="spellEnd"/>
       <w:r>
@@ -250,7 +250,7 @@
           <w:sz w:val="24"/>
           <w:szCs w:val="24"/>
         </w:rPr>
-        <w:t xml:space="preserve">E-mail: </w:t>
+        <w:t xml:space="preserve">E-${email_cliente}: </w:t>
       </w:r>
       <w:r>
         <w:rPr>
@@ -271,7 +271,7 @@
           <w:sz w:val="24"/>
           <w:szCs w:val="24"/>
         </w:rPr>
-        <w:t>email_salvo</w:t>
+        <w:t>##TEMP_e${email_cliente}_salvo##</w:t>
       </w:r>
       <w:proofErr w:type="spellEnd"/>
       <w:r>
@@ -330,7 +330,7 @@
           <w:sz w:val="24"/>
           <w:szCs w:val="24"/>
         </w:rPr>
-        <w:t>telefone_salvo</w:t>
+        <w:t>${telefone_cliente}</w:t>
       </w:r>
       <w:proofErr w:type="spellEnd"/>
       <w:r>
@@ -352,7 +352,7 @@
           <w:sz w:val="24"/>
           <w:szCs w:val="24"/>
         </w:rPr>
-        <w:t>celular_salvo</w:t>
+        <w:t>${celular_cliente}</w:t>
       </w:r>
       <w:proofErr w:type="spellEnd"/>
       <w:r>
@@ -409,7 +409,7 @@
           <w:sz w:val="24"/>
           <w:szCs w:val="24"/>
         </w:rPr>
-        <w:t>whatsapp_salvo</w:t>
+        <w:t>##TEMP_${whatsapp_cliente}_salvo##</w:t>
       </w:r>
       <w:proofErr w:type="spellEnd"/>
       <w:r>
@@ -502,7 +502,7 @@
           <w:sz w:val="24"/>
           <w:szCs w:val="24"/>
         </w:rPr>
-        <w:t>endereco_obra</w:t>
+        <w:t>${endereco_obra}</w:t>
       </w:r>
       <w:proofErr w:type="spellEnd"/>
       <w:r>
@@ -559,7 +559,7 @@
           <w:sz w:val="24"/>
           <w:szCs w:val="24"/>
         </w:rPr>
-        <w:t>bairro_obra</w:t>
+        <w:t>${bairro_obra}</w:t>
       </w:r>
       <w:proofErr w:type="spellEnd"/>
       <w:r>
@@ -616,7 +616,7 @@
           <w:sz w:val="24"/>
           <w:szCs w:val="24"/>
         </w:rPr>
-        <w:t>cidade_obra</w:t>
+        <w:t>${cidade_obra}</w:t>
       </w:r>
       <w:proofErr w:type="spellEnd"/>
       <w:r>
@@ -673,7 +673,7 @@
           <w:sz w:val="24"/>
           <w:szCs w:val="24"/>
         </w:rPr>
-        <w:t>estado_obra</w:t>
+        <w:t>${estado_obra}</w:t>
       </w:r>
       <w:proofErr w:type="spellEnd"/>
       <w:r>
@@ -757,7 +757,7 @@
           <w:sz w:val="24"/>
           <w:szCs w:val="24"/>
         </w:rPr>
-        <w:t>${Empresa}</w:t>
+        <w:t>##TEMP_${empresa_nome}##</w:t>
       </w:r>
       <w:r>
         <w:rPr>
@@ -997,7 +997,7 @@
           <w:sz w:val="24"/>
           <w:szCs w:val="24"/>
         </w:rPr>
-        <w:t>${finalidade}</w:t>
+        <w:t>##TEMP_${finalidade_obra}##</w:t>
       </w:r>
     </w:p>
     <w:p/>
@@ -2977,7 +2977,7 @@
           <w:sz w:val="24"/>
           <w:szCs w:val="24"/>
         </w:rPr>
-        <w:t>ValorProposta</w:t>
+        <w:t>${valor_total}</w:t>
       </w:r>
       <w:proofErr w:type="spellEnd"/>
       <w:r>
@@ -3008,7 +3008,7 @@
           <w:sz w:val="24"/>
           <w:szCs w:val="24"/>
         </w:rPr>
-        <w:t>ValorExtenso</w:t>
+        <w:t>${valor_extenso}</w:t>
       </w:r>
       <w:proofErr w:type="spellEnd"/>
       <w:r>
@@ -3174,7 +3174,7 @@
           <w:sz w:val="24"/>
           <w:szCs w:val="24"/>
         </w:rPr>
-        <w:t>mobilizacao_valor</w:t>
+        <w:t>${valor_entrada}</w:t>
       </w:r>
       <w:proofErr w:type="spellEnd"/>
       <w:r>
@@ -3306,7 +3306,7 @@
           <w:sz w:val="24"/>
           <w:szCs w:val="24"/>
         </w:rPr>
-        <w:t>restante_valor</w:t>
+        <w:t>${valor_restante}</w:t>
       </w:r>
       <w:proofErr w:type="spellEnd"/>
       <w:r>
@@ -3520,7 +3520,7 @@
           <w:sz w:val="24"/>
           <w:szCs w:val="24"/>
         </w:rPr>
-        <w:t xml:space="preserve"> ${Empresa}</w:t>
+        <w:t xml:space="preserve"> ##TEMP_${empresa_nome}##</w:t>
       </w:r>
     </w:p>
     <w:p>
@@ -3551,16 +3551,16 @@
           <w:sz w:val="24"/>
           <w:szCs w:val="24"/>
         </w:rPr>
-        <w:t>CNPJ:</w:t>
-      </w:r>
-      <w:r>
-        <w:rPr>
-          <w:rFonts w:eastAsia="Google Sans Text"/>
-          <w:color w:val="1F1F1F"/>
-          <w:sz w:val="24"/>
-          <w:szCs w:val="24"/>
-        </w:rPr>
-        <w:t xml:space="preserve"> ${CNPJ}</w:t>
+        <w:t>${empresa_cnpj}:</w:t>
+      </w:r>
+      <w:r>
+        <w:rPr>
+          <w:rFonts w:eastAsia="Google Sans Text"/>
+          <w:color w:val="1F1F1F"/>
+          <w:sz w:val="24"/>
+          <w:szCs w:val="24"/>
+        </w:rPr>
+        <w:t xml:space="preserve"> ##TEMP_${empresa_cnpj}##</w:t>
       </w:r>
     </w:p>
     <w:p>
@@ -3591,16 +3591,16 @@
           <w:sz w:val="24"/>
           <w:szCs w:val="24"/>
         </w:rPr>
-        <w:t>Chave PIX:</w:t>
-      </w:r>
-      <w:r>
-        <w:rPr>
-          <w:rFonts w:eastAsia="Google Sans Text"/>
-          <w:color w:val="1F1F1F"/>
-          <w:sz w:val="24"/>
-          <w:szCs w:val="24"/>
-        </w:rPr>
-        <w:t xml:space="preserve"> ${PIX}</w:t>
+        <w:t>Chave ${chave_pix}:</w:t>
+      </w:r>
+      <w:r>
+        <w:rPr>
+          <w:rFonts w:eastAsia="Google Sans Text"/>
+          <w:color w:val="1F1F1F"/>
+          <w:sz w:val="24"/>
+          <w:szCs w:val="24"/>
+        </w:rPr>
+        <w:t xml:space="preserve"> ##TEMP_${chave_pix}##</w:t>
       </w:r>
     </w:p>
     <w:p>
@@ -3698,7 +3698,7 @@
           <w:sz w:val="24"/>
           <w:szCs w:val="24"/>
         </w:rPr>
-        <w:t>${Empresa}</w:t>
+        <w:t>##TEMP_${empresa_nome}##</w:t>
       </w:r>
       <w:r>
         <w:rPr>
@@ -3836,7 +3836,7 @@
           <w:sz w:val="24"/>
           <w:szCs w:val="24"/>
         </w:rPr>
-        <w:t>${Empresa}</w:t>
+        <w:t>##TEMP_${empresa_nome}##</w:t>
       </w:r>
     </w:p>
     <w:p>
@@ -3871,7 +3871,7 @@
           <w:sz w:val="24"/>
           <w:szCs w:val="24"/>
         </w:rPr>
-        <w:t>whatsapp</w:t>
+        <w:t>${whatsapp_cliente}</w:t>
       </w:r>
       <w:proofErr w:type="spellEnd"/>
       <w:r>
